--- a/cs/论文大纲.docx
+++ b/cs/论文大纲.docx
@@ -25,7 +25,7 @@
           <w:b/>
           <w:sz w:val="28"/>
         </w:rPr>
-        <w:t>——基于博弈分析与多主体仿真，以CS2饰品市场为例</w:t>
+        <w:t>——基于博弈分析与多主体仿真</w:t>
       </w:r>
     </w:p>
     <w:p/>
